--- a/example_articles/states/Illinois/2.states_Illinois_New_York_Times.docx
+++ b/example_articles/states/Illinois/2.states_Illinois_New_York_Times.docx
@@ -27,17 +27,17 @@
     </w:p>
     <w:p>
       <w:r>
-        <w:t>Source File: NYT/53.DOCX</w:t>
+        <w:t>Source file: NYT/53.DOCX</w:t>
       </w:r>
     </w:p>
     <w:p>
       <w:r>
-        <w:t>Raw locations result: ['Illinois']</w:t>
+        <w:t>Raw locations result, 'locations': ['Illinois']</w:t>
       </w:r>
     </w:p>
     <w:p>
       <w:r>
-        <w:t>states_stand_flat (Standardized): Illinois</w:t>
+        <w:t>Standardized locations result, 'states_stand_flat': Illinois</w:t>
       </w:r>
     </w:p>
     <w:p>

--- a/example_articles/states/Illinois/2.states_Illinois_New_York_Times.docx
+++ b/example_articles/states/Illinois/2.states_Illinois_New_York_Times.docx
@@ -7,7 +7,7 @@
         <w:pStyle w:val="Heading1"/>
       </w:pPr>
       <w:r>
-        <w:t>Lasting Visions of the Home</w:t>
+        <w:t>Students Deplore Plan to Shut Chicago Seminary</w:t>
       </w:r>
     </w:p>
     <w:p>
@@ -17,17 +17,17 @@
     </w:p>
     <w:p>
       <w:r>
-        <w:t>Date: 1990-09-13</w:t>
+        <w:t>Date: 1990-02-25</w:t>
       </w:r>
     </w:p>
     <w:p>
       <w:r>
-        <w:t>Section: Section C; Page 1, Column 1; Home Desk</w:t>
+        <w:t>Section: Section 1; Part 1, Page 22, Column 3; National Desk</w:t>
       </w:r>
     </w:p>
     <w:p>
       <w:r>
-        <w:t>Source file: NYT/53.DOCX</w:t>
+        <w:t>Source file: NYT/43.DOCX</w:t>
       </w:r>
     </w:p>
     <w:p>
@@ -49,89 +49,55 @@
     </w:p>
     <w:p>
       <w:r>
-        <w:t>POWERFUL contemporary images, arcane artifacts, down-to-earth housing solutions, touching tableaux of a bygone era and programs that could keep the most energetic New Yorker going at a fast clip for months are all part of ''Home: A Place in the World.'' This ambitious multicultural event is a collaboration of five New York City museums and the New School for Social Research.</w:t>
+        <w:t>In recent weeks, the leafy campus of Quigley South Preparatory Seminary, the largest Roman Catholic high school seminary in the country, has been more the scene of protest and rebellion than of pastoral contemplation.</w:t>
         <w:br/>
-        <w:t>''It could go on forever,'' said Dr. Arien Mack, a professor at the New School who suggested the idea for the conference on the home that will take place from Oct. 25 to 27 at the New School. ''There were no obvious limitations, only temporal ones.''</w:t>
+        <w:t>Quigley South students, all of them teen-agers considering the priesthood, have boycotted classes and held silent marches, protesting a plan by the archdiocese to close the school at the end of the school year.</w:t>
         <w:br/>
-        <w:t>Two shows open on Sunday. ''Getting Comfortable in New York: The American Jewish Home, 1880-1950,'' is at the Jewish Museum, 1109 Fifth Avenue at 92d Street. ''Home: Contemporary Urban Images by Black Photographers,'' opens at the Studio Museum in Harlem, 144 West 125th Street. ''We felt the theme of home was one of utmost importance to all the museums,'' said Joan Rosenbaum, director of the Jewish Museum. ''Because we're surrounded by issues of homelessness and living in a city with a world of new immigrants, this was an opportunity to play out the different perspectives.''</w:t>
+        <w:t>Two teachers, warming themselves with blankets, held a 48-hour hunger strike last month on the school's southwest Chicago campus, singing hymns and strumming guitars as students and parents kept vigil with them. Earlier that day 1,500 Catholics marched around the residence of Joseph Cardinal Bernardin, urging him to reconsider.</w:t>
         <w:br/>
-        <w:t>The other participating institutions are the Bronx Museum of the Arts, the Brooklyn Children's Museum and the Cooper-Hewitt Museum. ''Home: A Place in the World,'' which was financed by the National Endowment for the Humanities, the Rockefeller Foundation and the Ford Foundation, will offer exhibits, films, lectures, courses and family oriented activities through late 1992.</w:t>
-        <w:br/>
-        <w:t>The Jewish Museum's offerings, perhaps the most extensive, include three idealized room settings depicting the home of a Jewish family over 80 years. The three-dimensional vignettes and large photographs show in an affectionate yet more-serious-than-Woody Allen way how immigrant Jews lived in New York during the first half of this century. In some ways, the timely exhibit could have been entitled, ''After Ellis Island.''</w:t>
-        <w:br/>
-        <w:t>''We were able to embrace an incredible period of history that goes from working class to middle class, from urban to suburban and from immigrant and other to integrated American, and all through the lens of domesticity,'' Ms. Rosenbaum said.</w:t>
-        <w:br/>
-        <w:t>The show follows the Jewish family as it moved from a Lower East Side tenement to a cross-ventilated and sunlighted apartment in an elevator building on the Grand Concourse in the Bronx or Eastern Parkway in Brooklyn and then to that 1950's nirvana, a house with a den in the suburbs. The only thing missing is the new car parked at the curb.</w:t>
-        <w:br/>
-        <w:t>''The idea was to trace the evolution of an American Jewish domestic culture over time,'' said Jenna Weissman Joselit, a guest curator. With Susan L. Braunstein, associate curator at the Jewish Museum, she put together a sentimental yet scholarly exhibit that you don't have to be Jewish to enjoy.</w:t>
-        <w:br/>
-        <w:t>Dr. Joselit, who grew up in Lawrence, L.I., is a social historian specializing in American Jewish history. Ms. Braunstein, from the East Flatbush section of Brooklyn, has studied Near Eastern archeology and Jewish ceremonial art.</w:t>
-        <w:br/>
-        <w:t>''I usually deal with the pots and pans of ancient people,'' Ms. Braunstein said. ''This was a jump to the present.''</w:t>
-        <w:br/>
-        <w:t>Interestingly, the exhibit was installed in what were the dining and music rooms of Felix and Frieda Schiff Warburg's mansion, built in 1907.</w:t>
-        <w:br/>
-        <w:t>Through ordinary household objects tied to the Jewish holidays, the exhibit reflects changes in health education, the family, the role of women, etiquette and assimilation. ''The idea was to be nostalgic but also rueful and a lot of fun,'' Dr. Joselit said.</w:t>
-        <w:br/>
-        <w:t>Yiddish sheet music and well-leafed kosher recipe books, given out by food companies, confirm the influence Jewish homemakers made on the American marketplace.</w:t>
-        <w:br/>
-        <w:t>''We tend to think of the immigrants as being hermetically sealed off from contact with the larger American culture, but that was not so,'' Dr. Joselit said. She has the goods to prove her point: print and subway advertisements for Streit's products for Passover; a radio that plays the Barry sisters' swing rendition of ''Dayenu,'' a Passover song, and menorahs from the 1950's that reflect the birth of the state of Israel.</w:t>
-        <w:br/>
-        <w:t>A few visitors might even recognize some of the arcane implements, like an eggbeater used for the sauce of a Passover nut cake and matzoh ball-shaped molds for making chocolate candy.</w:t>
-        <w:br/>
-        <w:t>As the new American Jewish traditions were being formed, inexpensive items became what Dr. Joselit called ''ceremonialized or improvised Judaica.''</w:t>
-        <w:br/>
-        <w:t>''Rather than stellar objects, these things are the physical embodiment of stories and memories,'' she said.</w:t>
-        <w:br/>
-        <w:t>In the rooms, slapped-on paint gives way to wallpaper and then to fake wood paneling. Family portraits slowly give way to still-life paintings or museum reproductions. ''We saw the home not only as a place of safety and shelter but as the site of an enormous creative process,'' Ms. Rosenbaum said.</w:t>
-        <w:br/>
-        <w:t>What makes it all work is the straightforward and charming way the objects are put into context. There is a fire escape to suggest a Lower East Side building, a 1912 trunk from the Ellis Island Museum, dishes from the Eldridge Street Synagogue, the original icebox from Gussie Kleinstein's Forsyth Street apartment and yahrzeit glasses with memorial candles inside. ''When the wax ran out, they used them for drinking juice or storing silverware,'' Dr. Joselit said.</w:t>
-        <w:br/>
-        <w:t>The exhibit was designed by Lee H. Skolnick Architecture and Design. ''Our job was not only to document but to convey a sense of having been there,'' said Mr. Skolnick, who worked with Fred Ellman, his project director, and Jo Ann Secor, his museum services director.</w:t>
-        <w:br/>
-        <w:t>The team tried to depict ''the emotional side of domesticity,'' Ms. Secor said.</w:t>
-        <w:br/>
-        <w:t>By the late 40's, photographs were superseded by the more status-conscious home movies. ''Every year at our Hanukkah parties, we wore costumes and my father took home movies,'' recalled Mr. Skolnick, who said he did the rec room from memory.</w:t>
-        <w:br/>
-        <w:t>The architect also borrowed Hanukkah movies from his father. ''I was about 4 years old then, '' said the architect, now 36. ''For someone who grew up in last part of the show, it feels like a family autobiography.''</w:t>
-        <w:br/>
-        <w:t>The exhibit of more than 90 photographs at the Studio Museum in Harlem also conveys a sense of having been there. It is a powerful look at how 11 black photographers in six cities perceive their own communities.</w:t>
-        <w:br/>
-        <w:t>''This has been an opportunity to explore photography, and particularly socially engaged photography, to do it in a larger context and to reach a shared as as well as a new audience,'' said Kinshasha Holman Conwill, the director of the museum. ''The show also allows us to see how the community plays a real important part in the life of a people.''</w:t>
-        <w:br/>
-        <w:t>Dr. Sharon F. Patton, the chief curator of the Studio Museum, said that the idea is to show ''how different or similar these communities were and to bring a more personal interpretation of the urban environment.''</w:t>
-        <w:br/>
-        <w:t>All the artists live or have lived in the communities they photographed. ''Most of the photographs are street scenes, of architecture and neighborhoods,'' Dr. Patton said. ''Some are domestic, showing the family and inside the house. Some are personal. Some are wry commentary on public policy. This is not the outsider looking in but the insider looking at his own environment.''</w:t>
-        <w:br/>
-        <w:t>Panel discussions will center on the development of African-Americans as they moved from the rural to the urban environment.</w:t>
-        <w:br/>
-        <w:t>The Bronx Museum of the Arts' contribution is a pragmatic show, ''Visions of Home: Designs for Affordable Housing in the South Bronx,'' an exhibit of 50 models and renderings for an architectural competition. The show, which opens Sept. 27, includes the 10 winning proposals. A series of tours, lectures and workshops are planned to address the issue of housing in the borough. The museum is at 1040 Grand Concourse at 165th Street.</w:t>
-        <w:br/>
-        <w:t>Beginning on Oct. 4, the Cooper-Hewitt Museum, 2 East 91st Street, will present lectures on the design of the American home.</w:t>
-        <w:br/>
-        <w:t>''We're interested in how that concept has vacillated between two poles,'' said Susan Yalevich, the museum's program coordinator. ''The art of refinement, or decorating trends, and the task of reform: planning and architecture.''</w:t>
-        <w:br/>
-        <w:t>The series will conclude with lectures on designing for the elderly and the handicapped and sheltering the homeless. ''We'll be looking at home as it reflects the changing family structure, changing demographics and the roles of women,'' Ms. Yalevich said.</w:t>
-        <w:br/>
-        <w:t>The longest running show will be ''Night Journeys: Home Is Where I Sleep'' at the Brooklyn Children's Museum, 145 Brooklyn Avenue at St. Marks Avenue. The exhibit, centered around bedtime rituals, will be on view from Oct. 25 through October 1992.</w:t>
-        <w:br/>
-        <w:t>''The show is about the psychological and personal aspects of home that deal with issues of security and comfort,'' said Mindy Duitz, director of the museum. ''The focus is on children's sleep and bedtime.''</w:t>
-        <w:br/>
-        <w:t>Artifacts representing the sleep environments of people in different countries include soft pillows, rigid headrests and space-saving futons; lullabies, security blankets and scientific facts about sleep will be presented. Parents will also get some down-to-earth advice on putting children to bed. That should be the least of one's problems.</w:t>
+        <w:t>The archdiocese, facing a $16 million deficit, is planning to close 37 schools and parishes. The two seminary high schools, Quigley South and Quigley North, would be merged.</w:t>
         <w:br/>
         <w:t xml:space="preserve"> </w:t>
         <w:br/>
-        <w:t>A Conference And Exhibits</w:t>
+        <w:t>Theology and Public Service</w:t>
         <w:br/>
-        <w:t>FOR information about the free public conference ''Home: A Place in the World,'' Oct. 25-27 at the New School, 66 West 12th Street in Manhattan, call (212) 741-5789.</w:t>
+        <w:t>Both are among a dying breed of parochial schools that emphasize theology and priestly public service. In the last school year there were only 17 such high school seminaries in the nation; two decades ago there were more than 120.</w:t>
         <w:br/>
-        <w:t>A lecture series, ''Domestic Refinement and Reform: Notions of Class and Social Value in the American Home,'' will be held Oct. 4-Dec. 13 at Cooper-Hewitt Museum, 2 East 91st Street; (212) 860-6868. Fee: $50 members, $80 nonmembers, $20 students. These events are also planned: ''Visions of Home: Designs for Affordable Housing in the South Bronx,'' Sept. 27-Jan. 27 at the Bronx Museum of the Arts, 1040 Grand Concourse at 165th Street; (212) 681-6000. Fee: $2 for adults, $1 students and those 65 and older.</w:t>
+        <w:t>The announcement comes at a time when the church needs priests. Critics say the decision to close Quigley South, the country's largest and most racially diverse high school seminary, suggests a lack of commitment to recruit black priests.</w:t>
         <w:br/>
-        <w:t>''Night Journeys: Home Is Where I Sleep,'' Oct. 25 through October 1992 at the Brooklyn Children's Museum, 145 Brooklyn Avenue at St. Marks Avenue; (718) 735-4400. Admission is $2.</w:t>
+        <w:t>''You can't feel good about the church when it's acting like this,'' said the Rev. Michael Pfleger, pastor of St. Sabina Church on the South Side, who is an an alumnus of Quigley South. ''It's an emotional rape. It's basically saying to the black community, 'We don't care about black priests.' ''</w:t>
         <w:br/>
-        <w:t>''Getting Comfortable in New York: The American Jewish Home, 1880-1950,'' Sept. 16-Nov.15 at the Jewish Museum, 1109 Fifth Avenue at 92d Street; (212) 860-1888. Fee: $4.50 for adults, $2.50 for students, children 6 to 16 and people 65 and older.</w:t>
+        <w:t>''I was open to the priesthood before,'' said Ricky Harris, a senior at Quigley South who is president of its black student union, United Black Seminarians. ''But I don't know where I stand now. It seems as if the Cardinal doesn't want us here.''</w:t>
         <w:br/>
-        <w:t>''The Urban Home: Images by Contemporary Black Photographers,'' Sept. 17-Dec. 30, the Studio Museum in Harlem, 144 West 125th Street; (212) 864-4500. Fee: $2 for adults, $1 for students, children and those 62.</w:t>
+        <w:t xml:space="preserve"> </w:t>
+        <w:br/>
+        <w:t>New Seminary Moving In</w:t>
+        <w:br/>
+        <w:t>The new, combined seminary, to be known as Archbishop Quigley Preparatory Seminary, is intended to be centrally located, the archdiocese said. Until a permanent site can be found, however, it will be housed at Quigley North, in the city's affluent lakefront section.</w:t>
+        <w:br/>
+        <w:t>Opponents say closing Quigley South will shut off the biggest conduit for black and Hispanic youths interested in the priesthood. The school, on South Western Avenue, is at the crossroads of predominantly black, white and Hispanic neighborhoods. More than two-thirds of its 604 students are black or Hispanic. Quigley North has 190 students, 34 percent of them Hispanic, 3 percent of them black.</w:t>
+        <w:br/>
+        <w:t>The Cardinal has said his decision is firm. But that has not stopped people in the working-class neighborhoods surrounding the seminary from putting signs in their windows and on their windshields declaring, ''Save Quigley South.'' For the last few weeks, parents, alumni, teachers and students at the school have been staging protests reminiscent of the struggle for civil rights.</w:t>
+        <w:br/>
+        <w:t>Late last month hundreds of students, teachers and alumni staged a sit-in at the chancery. Forums and emergency meetings have been held frequently since then.</w:t>
+        <w:br/>
+        <w:t>The thought of losing Quigley South has torn at the lives of people like Jack Carlson, an English teacher and assistant dean of academics there. He graduated from the school in 1967 and now has two teen-age sons who are students there.</w:t>
+        <w:br/>
+        <w:t xml:space="preserve"> </w:t>
+        <w:br/>
+        <w:t>'Who Do You Turn To?'</w:t>
+        <w:br/>
+        <w:t>''It's mind-boggling that the institution I've devoted my life to could turn around and do this to me, my children, my friends,'' Mr. Carlson said. ''When your job is so intimately bound up with religion, who do you turn to?''</w:t>
+        <w:br/>
+        <w:t>Cardinal Bernardin and other diocesan officials have visited the school to try to calm faculty members and students, emphasizing the need for fiscal retrenchment and a more efficient way to bring in more priests.</w:t>
+        <w:br/>
+        <w:t>Diocesan officials say that the schools produce only a fraction of the new priests in the archdiocese and that only one seminary is needed. Of the 56 new priests ordained in the last five years, only 16 were from the two Quigleys, the archdiocese said.</w:t>
+        <w:br/>
+        <w:t>''In view of the financial realities, the archdiocese can only afford to have one,'' said Sister Joy Clough, spokeswoman for the archdiocese. ''So we want to make sure it's as convenient as possible for as many as possible.''</w:t>
+        <w:br/>
+        <w:t>The archdiocese is considering transportation assistance for some students, although the Rev. Kevin Spiess, who oversees the diocesan seminaries here, said, ''We're not sure what that will mean.''</w:t>
+        <w:br/>
+        <w:t>The archdiocese finances and operates only 12 of the city's 52 Catholic high schools. Religious orders operate the rest, and the archdiocese says it hopes a Catholic order will take over the Quigley South complex and use it for a high school.</w:t>
         <w:br/>
         <w:br/>
         <w:t>Graphic</w:t>
@@ -139,7 +105,7 @@
         <w:br/>
         <w:t xml:space="preserve"> </w:t>
         <w:br/>
-        <w:t>Photos: Three Generations: A 1924 studio photograph of the Schnaper family around a Passover seder table is on view at the Jewish Museum. (Samuel and Rebecca Schnaper Family Collection; icons by Nancy Doniger); Family Portraits: A photograph from John Pinderhughes's series ''Older Black Americans'' is at the Studio Museum in Harlem. (pg. C1); The icebox from Gussie Kleinstein's Lower East Side apartment is part of the tenement setting.; At the Jewish Museum, Passover seder table frames the curators, Dr. Jenna Weissman Joselit, left, and Susan L. Braunstein. Israeli soldier menorah, far right, and Exodus chocolate box, right.; In exhibit at the Studio Museum in Harlem is Brent Jones's 1970 photograph ''Latchkey Child at Door.''; Photographs by Marilyn Nance in exhibit include ''Al and</w:t>
+        <w:t>Photo: Students last month protesting a plan to close Quigley South Preparatory Seminary, the largest Roman Catholic high school seminary in the country. The Archdiocese of Chicago, facing a $16 million deficit, plans to merge the Quigley South and Quigley North seminaries. (Associated Press)</w:t>
       </w:r>
     </w:p>
     <w:sectPr>

--- a/example_articles/states/Illinois/2.states_Illinois_New_York_Times.docx
+++ b/example_articles/states/Illinois/2.states_Illinois_New_York_Times.docx
@@ -7,7 +7,9 @@
         <w:pStyle w:val="Heading1"/>
       </w:pPr>
       <w:r>
-        <w:t>Students Deplore Plan to Shut Chicago Seminary</w:t>
+        <w:t>Review/Television;</w:t>
+        <w:br/>
+        <w:t>'Raisin in the Sun' Through '89 Eyes</w:t>
       </w:r>
     </w:p>
     <w:p>
@@ -17,17 +19,17 @@
     </w:p>
     <w:p>
       <w:r>
-        <w:t>Date: 1990-02-25</w:t>
+        <w:t>Date: 1989-02-01</w:t>
       </w:r>
     </w:p>
     <w:p>
       <w:r>
-        <w:t>Section: Section 1; Part 1, Page 22, Column 3; National Desk</w:t>
+        <w:t>Section: Section C; Page 24, Column 4; Cultural Desk; Review</w:t>
       </w:r>
     </w:p>
     <w:p>
       <w:r>
-        <w:t>Source file: NYT/43.DOCX</w:t>
+        <w:t>Source file: NYT/41.DOCX</w:t>
       </w:r>
     </w:p>
     <w:p>
@@ -49,55 +51,27 @@
     </w:p>
     <w:p>
       <w:r>
-        <w:t>In recent weeks, the leafy campus of Quigley South Preparatory Seminary, the largest Roman Catholic high school seminary in the country, has been more the scene of protest and rebellion than of pastoral contemplation.</w:t>
+        <w:t>In bringing to the stage a black working-class family, none of whose members sang or danced, ''A Raisin in the Sun'' made a resounding impact on Broadway in 1959. (Naturally, a musical version followed, in 1974.) The 26-year-old playwright, Lorraine Hansberry, furnished the Youngers' already crowded South Side Chicago living room not only with the black-white frictions of a changing society but also, less familiar to theatergoers, with the tensions between generations and sexes in a black household trying to hold its own under tough conditions.</w:t>
         <w:br/>
-        <w:t>Quigley South students, all of them teen-agers considering the priesthood, have boycotted classes and held silent marches, protesting a plan by the archdiocese to close the school at the end of the school year.</w:t>
+        <w:t>Set entirely in a ghetto apartment, her work resembled early Clifford Odets with a different dialect and without the dialectic. It lacked Odets's theatrical flair, but the play's honesty and freshness, enhanced by the performances of Sidney Poitier and Claudia McNeil, made up for the weaknesses of stagecraft.</w:t>
         <w:br/>
-        <w:t>Two teachers, warming themselves with blankets, held a 48-hour hunger strike last month on the school's southwest Chicago campus, singing hymns and strumming guitars as students and parents kept vigil with them. Earlier that day 1,500 Catholics marched around the residence of Joseph Cardinal Bernardin, urging him to reconsider.</w:t>
+        <w:t>In tonight's three-hour version, beginning at 9 on Channel 13, ''Raisin'' has lost some of its urgency but none of its awkwardness. Ms. Hansberry burdened her characters with many of the issues that were coming to the fore of black consciousness, and the load proves too heavy for the actors this time out.</w:t>
         <w:br/>
-        <w:t>The archdiocese, facing a $16 million deficit, is planning to close 37 schools and parishes. The two seminary high schools, Quigley South and Quigley North, would be merged.</w:t>
+        <w:t>Beneatha Younger (Kim Yancey), like Ms. Hansberry herself, who died at the age of 34, is ''young, gifted and black.'' Determinedly independent, impatient with the old ways represented by her mother, Lena (Esther Rolle), Beneatha trusts no whites, scorns the notion of assimilation, looks to Africa for roots, adopts a natural hairdo, refuses to be patronized by her boyfriend and wants to be a doctor. The role, with its mixture of idealism, callowness and confusion, defeats Ms. Yancey, who alternates between grouchiness and archness.</w:t>
         <w:br/>
-        <w:t xml:space="preserve"> </w:t>
+        <w:t>As for Ms. Rolle, her matriarch is made up largely of posings and sermonizings. ''You were supposed to be my beginning again,'' she rebukes her son. ''You were supposed to be my harvest.'' Who wouldn't go out for a drink?</w:t>
         <w:br/>
-        <w:t>Theology and Public Service</w:t>
+        <w:t>More human are Lena's son, 35-year-old Walter Lee (Danny Glover) and his hard-working wife, Ruth (Starletta DuPois). Walter Lee, the household's solitary man, is at the center of the plot. Frustrated by his feelings of powerlessness, fed up with his job as a chauffeur, desperate to prove himself, he invests most of his father's insurance money with a neighborhood hustler. When Ruth, a part-time domestic worker, who wants mainly her husband's love, learns that she is pregnant (the audience learns it when she faints at the end of a scene, sure evidence of pregnancy in the theater), she is driven to consider an abortion.</w:t>
         <w:br/>
-        <w:t>Both are among a dying breed of parochial schools that emphasize theology and priestly public service. In the last school year there were only 17 such high school seminaries in the nation; two decades ago there were more than 120.</w:t>
+        <w:t>Ms. DuPois doesn't have much to do except show distress at distressing events, but she manages to seem solid and believable. Mr. Glover does enough emoting for both of them. He carries conviction in his quieter moments, but much of the time he is contorting his big frame and throwing himself around the furniture and on the floor; he rants incessantly and perspires prodigiously. When he hears that his mother is planning to use the insurance payment to buy a house instead of entrusting the money to him, he crunches a glass in his hand, sure evidence of agitation in the theater.</w:t>
         <w:br/>
-        <w:t>The announcement comes at a time when the church needs priests. Critics say the decision to close Quigley South, the country's largest and most racially diverse high school seminary, suggests a lack of commitment to recruit black priests.</w:t>
+        <w:t>Egged on by the emotion-wringing direction of Bill Duke, all the characters keep yelling at one another or weeping with one another about money, independence, family pride and so forth. They seem not to trust the audience to detect a feeling unless it is shouted or bawled. The camera, often stopping the action to hold a reaction and lingering over limp jokes, accentuates the play's weaknesses and strains the patience of even a sympathetic viewer.</w:t>
         <w:br/>
-        <w:t>''You can't feel good about the church when it's acting like this,'' said the Rev. Michael Pfleger, pastor of St. Sabina Church on the South Side, who is an an alumnus of Quigley South. ''It's an emotional rape. It's basically saying to the black community, 'We don't care about black priests.' ''</w:t>
+        <w:t>Mr. Duke sensibly does not try to open things up by taking the characters out of their apartment, but he has been unable to resist shooting periodically through a kitchen window so that Lena's favorite plant, sitting symbolically on the sill in a bit of sun, can occupy the foreground.</w:t>
         <w:br/>
-        <w:t>''I was open to the priesthood before,'' said Ricky Harris, a senior at Quigley South who is president of its black student union, United Black Seminarians. ''But I don't know where I stand now. It seems as if the Cardinal doesn't want us here.''</w:t>
+        <w:t>Tonight's ''American Playhouse'' adaptation, based on the 1986 Roundabout Theater production, includes material that had been cut in earlier incarnations, including an effective few moments in which 10-year-old Travis Younger (Kimble Joyner) tells of an encounter in the street with a rat, and a longer, thuddingly obvious scene in which a neighbor reports on the fire-bombing of a house occupied by a black family in a white neighborhood, just the sort of move the Youngers are planning.</w:t>
         <w:br/>
-        <w:t xml:space="preserve"> </w:t>
-        <w:br/>
-        <w:t>New Seminary Moving In</w:t>
-        <w:br/>
-        <w:t>The new, combined seminary, to be known as Archbishop Quigley Preparatory Seminary, is intended to be centrally located, the archdiocese said. Until a permanent site can be found, however, it will be housed at Quigley North, in the city's affluent lakefront section.</w:t>
-        <w:br/>
-        <w:t>Opponents say closing Quigley South will shut off the biggest conduit for black and Hispanic youths interested in the priesthood. The school, on South Western Avenue, is at the crossroads of predominantly black, white and Hispanic neighborhoods. More than two-thirds of its 604 students are black or Hispanic. Quigley North has 190 students, 34 percent of them Hispanic, 3 percent of them black.</w:t>
-        <w:br/>
-        <w:t>The Cardinal has said his decision is firm. But that has not stopped people in the working-class neighborhoods surrounding the seminary from putting signs in their windows and on their windshields declaring, ''Save Quigley South.'' For the last few weeks, parents, alumni, teachers and students at the school have been staging protests reminiscent of the struggle for civil rights.</w:t>
-        <w:br/>
-        <w:t>Late last month hundreds of students, teachers and alumni staged a sit-in at the chancery. Forums and emergency meetings have been held frequently since then.</w:t>
-        <w:br/>
-        <w:t>The thought of losing Quigley South has torn at the lives of people like Jack Carlson, an English teacher and assistant dean of academics there. He graduated from the school in 1967 and now has two teen-age sons who are students there.</w:t>
-        <w:br/>
-        <w:t xml:space="preserve"> </w:t>
-        <w:br/>
-        <w:t>'Who Do You Turn To?'</w:t>
-        <w:br/>
-        <w:t>''It's mind-boggling that the institution I've devoted my life to could turn around and do this to me, my children, my friends,'' Mr. Carlson said. ''When your job is so intimately bound up with religion, who do you turn to?''</w:t>
-        <w:br/>
-        <w:t>Cardinal Bernardin and other diocesan officials have visited the school to try to calm faculty members and students, emphasizing the need for fiscal retrenchment and a more efficient way to bring in more priests.</w:t>
-        <w:br/>
-        <w:t>Diocesan officials say that the schools produce only a fraction of the new priests in the archdiocese and that only one seminary is needed. Of the 56 new priests ordained in the last five years, only 16 were from the two Quigleys, the archdiocese said.</w:t>
-        <w:br/>
-        <w:t>''In view of the financial realities, the archdiocese can only afford to have one,'' said Sister Joy Clough, spokeswoman for the archdiocese. ''So we want to make sure it's as convenient as possible for as many as possible.''</w:t>
-        <w:br/>
-        <w:t>The archdiocese is considering transportation assistance for some students, although the Rev. Kevin Spiess, who oversees the diocesan seminaries here, said, ''We're not sure what that will mean.''</w:t>
-        <w:br/>
-        <w:t>The archdiocese finances and operates only 12 of the city's 52 Catholic high schools. Religious orders operate the rest, and the archdiocese says it hopes a Catholic order will take over the Quigley South complex and use it for a high school.</w:t>
+        <w:t>The issues presciently addressed by Ms. Hansberry remain, and this family's struggle to break free of history and oppression retains its power to move us. But such matters as the black family, black identity, the African heritage, the all-white neighborhood have been so thoroughly explored over the last three decades and so much has happened to American society that her play, in this overwrought production, has the feeling of a period piece.</w:t>
         <w:br/>
         <w:br/>
         <w:t>Graphic</w:t>
@@ -105,7 +79,7 @@
         <w:br/>
         <w:t xml:space="preserve"> </w:t>
         <w:br/>
-        <w:t>Photo: Students last month protesting a plan to close Quigley South Preparatory Seminary, the largest Roman Catholic high school seminary in the country. The Archdiocese of Chicago, facing a $16 million deficit, plans to merge the Quigley South and Quigley North seminaries. (Associated Press)</w:t>
+        <w:t>photo of Danny Glover (Mitzi Trumbo)</w:t>
       </w:r>
     </w:p>
     <w:sectPr>
